--- a/treasury-platform/docs/30-readiness/word/DOC-F16-lc-sub-entity-state-diagrams.docx
+++ b/treasury-platform/docs/30-readiness/word/DOC-F16-lc-sub-entity-state-diagrams.docx
@@ -30784,14 +30784,23 @@
             </w:pPr>
             <w:r>
               <w:rPr>
-                <w:rFonts w:ascii="Arial" w:cs="Arial" w:eastAsia="Arial" w:hAnsi="Arial"/>
-                <w:b w:val="false"/>
-                <w:bCs w:val="false"/>
-                <w:sz w:val="18"/>
-                <w:szCs w:val="18"/>
-                <w:rtl/>
-              </w:rPr>
-              <w:t xml:space="preserve">لا إغلاق آليًا؛ TM فقط بسبب؛ وحارس V-LCI-09 للجانبين</w:t>
+                <w:rFonts w:ascii="Segoe UI Emoji" w:cs="Segoe UI Emoji" w:eastAsia="Segoe UI Emoji" w:hAnsi="Segoe UI Emoji"/>
+                <w:sz w:val="18"/>
+                <w:szCs w:val="18"/>
+                <w:rtl/>
+              </w:rPr>
+              <w:t xml:space="preserve">✅</w:t>
+            </w:r>
+            <w:r>
+              <w:rPr>
+                <w:rFonts w:ascii="Arial" w:cs="Arial" w:eastAsia="Arial" w:hAnsi="Arial"/>
+                <w:b w:val="false"/>
+                <w:bCs w:val="false"/>
+                <w:sz w:val="18"/>
+                <w:szCs w:val="18"/>
+                <w:rtl/>
+              </w:rPr>
+              <w:t xml:space="preserve"> معتمد من المالك (2026-10-12): لا إغلاق آليًا؛ TM فقط بسبب؛ وحارس V-LCI-09 للجانبين</w:t>
             </w:r>
           </w:p>
         </w:tc>
@@ -31534,14 +31543,23 @@
             </w:pPr>
             <w:r>
               <w:rPr>
-                <w:rFonts w:ascii="Arial" w:cs="Arial" w:eastAsia="Arial" w:hAnsi="Arial"/>
-                <w:b w:val="false"/>
-                <w:bCs w:val="false"/>
-                <w:sz w:val="18"/>
-                <w:szCs w:val="18"/>
-                <w:rtl/>
-              </w:rPr>
-              <w:t xml:space="preserve">نعم بيد المشغّل مع ملاحظة وتدقيق HIGH، لتصحيح تحقق خاطئ</w:t>
+                <w:rFonts w:ascii="Segoe UI Emoji" w:cs="Segoe UI Emoji" w:eastAsia="Segoe UI Emoji" w:hAnsi="Segoe UI Emoji"/>
+                <w:sz w:val="18"/>
+                <w:szCs w:val="18"/>
+                <w:rtl/>
+              </w:rPr>
+              <w:t xml:space="preserve">✅</w:t>
+            </w:r>
+            <w:r>
+              <w:rPr>
+                <w:rFonts w:ascii="Arial" w:cs="Arial" w:eastAsia="Arial" w:hAnsi="Arial"/>
+                <w:b w:val="false"/>
+                <w:bCs w:val="false"/>
+                <w:sz w:val="18"/>
+                <w:szCs w:val="18"/>
+                <w:rtl/>
+              </w:rPr>
+              <w:t xml:space="preserve"> معتمد من المالك (2026-10-12): نعم بيد المشغّل مع ملاحظة وتدقيق HIGH، لتصحيح تحقق خاطئ</w:t>
             </w:r>
           </w:p>
         </w:tc>
